--- a/public/ressources/SYNTHESE_S02_5eme.docx
+++ b/public/ressources/SYNTHESE_S02_5eme.docx
@@ -433,7 +433,7 @@
                 <w:sz w:val="22"/>
                 <w:szCs w:val="22"/>
               </w:rPr>
-              <w:t xml:space="preserve">Besoin   ·   Capteur   ·   Composant   ·   Critère   ·   Cycle de vie   ·   Domaine d’application   ·   Énergie   ·   Évolution d’un objet technique   ·   Expérience utilisateur   ·   Fonction principale   ·   Fonction secondaire   ·   Information   ·   Objet connecté   ·   Objet et Système Technique   ·   Programme   ·   Réparabilité   ·   Système automatisé   ·   Usage   ·   Utilité</w:t>
+              <w:t xml:space="preserve">Besoin   ·   Capteur   ·   Composant   ·   Critère   ·   Cycle de vie   ·   Diagnostic   ·   Domaine d’application   ·   Énergie   ·   Évolution d’un objet technique   ·   Expérience utilisateur   ·   Fonction principale   ·   Fonction secondaire   ·   Information   ·   Objet connecté   ·   Objet et Système Technique   ·   Panne   ·   Programme   ·   Protocole   ·   Réparabilité   ·   Système automatisé   ·   Usage   ·   Utilité</w:t>
             </w:r>
           </w:p>
         </w:tc>
@@ -817,24 +817,58 @@
           <w:sz w:val="26"/>
           <w:szCs w:val="26"/>
         </w:rPr>
-        <w:t xml:space="preserve">IV — L’évolution des objets</w:t>
-      </w:r>
-    </w:p>
-    <w:p>
-      <w:pPr>
-        <w:spacing w:after="100" w:line="264" w:lineRule="auto"/>
-      </w:pPr>
-      <w:r>
-        <w:rPr>
-          <w:rFonts w:ascii="Arial" w:cs="Arial" w:eastAsia="Arial" w:hAnsi="Arial"/>
-          <w:b w:val="false"/>
-          <w:bCs w:val="false"/>
-          <w:i w:val="false"/>
-          <w:iCs w:val="false"/>
-          <w:sz w:val="24"/>
-          <w:szCs w:val="24"/>
-        </w:rPr>
-        <w:t xml:space="preserve">L’................................................. est le changement de la solution au fil du temps, alors que le besoin, lui, ne change presque jamais : de la bougie à la LED, il s’agit toujours d’éclairer.</w:t>
+        <w:t xml:space="preserve">IV — Diagnostiquer et réparer</w:t>
+      </w:r>
+    </w:p>
+    <w:p>
+      <w:pPr>
+        <w:spacing w:after="100" w:line="264" w:lineRule="auto"/>
+      </w:pPr>
+      <w:r>
+        <w:rPr>
+          <w:rFonts w:ascii="Arial" w:cs="Arial" w:eastAsia="Arial" w:hAnsi="Arial"/>
+          <w:b w:val="false"/>
+          <w:bCs w:val="false"/>
+          <w:i w:val="false"/>
+          <w:iCs w:val="false"/>
+          <w:sz w:val="24"/>
+          <w:szCs w:val="24"/>
+        </w:rPr>
+        <w:t xml:space="preserve">Un objet en ................................................. ne fait plus ce pour quoi il est fait. En panne ne veut pas dire cassé : un cheveu dans une molette suffit.</w:t>
+      </w:r>
+    </w:p>
+    <w:p>
+      <w:pPr>
+        <w:spacing w:after="100" w:line="264" w:lineRule="auto"/>
+      </w:pPr>
+      <w:r>
+        <w:rPr>
+          <w:rFonts w:ascii="Arial" w:cs="Arial" w:eastAsia="Arial" w:hAnsi="Arial"/>
+          <w:b w:val="false"/>
+          <w:bCs w:val="false"/>
+          <w:i w:val="false"/>
+          <w:iCs w:val="false"/>
+          <w:sz w:val="24"/>
+          <w:szCs w:val="24"/>
+        </w:rPr>
+        <w:t xml:space="preserve">Avant de réparer, on fait un ................................................. : on teste chaque fonction l’une après l’autre pour savoir laquelle ne marche plus.</w:t>
+      </w:r>
+    </w:p>
+    <w:p>
+      <w:pPr>
+        <w:spacing w:after="100" w:line="264" w:lineRule="auto"/>
+      </w:pPr>
+      <w:r>
+        <w:rPr>
+          <w:rFonts w:ascii="Arial" w:cs="Arial" w:eastAsia="Arial" w:hAnsi="Arial"/>
+          <w:b w:val="false"/>
+          <w:bCs w:val="false"/>
+          <w:i w:val="false"/>
+          <w:iCs w:val="false"/>
+          <w:sz w:val="24"/>
+          <w:szCs w:val="24"/>
+        </w:rPr>
+        <w:t xml:space="preserve">On répare ensuite en suivant un ................................................. : des étapes numérotées, dans l’ordre, dont on n’en saute aucune.</w:t>
       </w:r>
     </w:p>
     <w:p>
@@ -860,7 +894,50 @@
           <w:sz w:val="26"/>
           <w:szCs w:val="26"/>
         </w:rPr>
-        <w:t xml:space="preserve">V — Bien choisir un objet</w:t>
+        <w:t xml:space="preserve">V — L’évolution des objets</w:t>
+      </w:r>
+    </w:p>
+    <w:p>
+      <w:pPr>
+        <w:spacing w:after="100" w:line="264" w:lineRule="auto"/>
+      </w:pPr>
+      <w:r>
+        <w:rPr>
+          <w:rFonts w:ascii="Arial" w:cs="Arial" w:eastAsia="Arial" w:hAnsi="Arial"/>
+          <w:b w:val="false"/>
+          <w:bCs w:val="false"/>
+          <w:i w:val="false"/>
+          <w:iCs w:val="false"/>
+          <w:sz w:val="24"/>
+          <w:szCs w:val="24"/>
+        </w:rPr>
+        <w:t xml:space="preserve">L’................................................. est le changement de la solution au fil du temps, alors que le besoin, lui, ne change presque jamais : de la bougie à la LED, il s’agit toujours d’éclairer.</w:t>
+      </w:r>
+    </w:p>
+    <w:p>
+      <w:pPr>
+        <w:keepNext/>
+        <w:pBdr>
+          <w:top w:val="single" w:color="000000" w:sz="6"/>
+          <w:bottom w:val="single" w:color="000000" w:sz="6"/>
+          <w:left w:val="single" w:color="000000" w:sz="6"/>
+          <w:right w:val="single" w:color="000000" w:sz="6"/>
+        </w:pBdr>
+        <w:shd w:fill="D9D9D9" w:val="clear"/>
+        <w:spacing w:after="80" w:before="160"/>
+        <w:ind w:left="60" w:right="60"/>
+      </w:pPr>
+      <w:r>
+        <w:rPr>
+          <w:rFonts w:ascii="Arial" w:cs="Arial" w:eastAsia="Arial" w:hAnsi="Arial"/>
+          <w:b/>
+          <w:bCs/>
+          <w:i w:val="false"/>
+          <w:iCs w:val="false"/>
+          <w:sz w:val="26"/>
+          <w:szCs w:val="26"/>
+        </w:rPr>
+        <w:t xml:space="preserve">VI — Bien choisir un objet</w:t>
       </w:r>
     </w:p>
     <w:p>
